--- a/resources/intimation-template-2.docx
+++ b/resources/intimation-template-2.docx
@@ -500,74 +500,6 @@
           <w:lang w:val="en-US"/>
         </w:rPr>
       </w:pPr>
-      <w:r>
-        <w:rPr>
-          <w:noProof/>
-        </w:rPr>
-        <mc:AlternateContent>
-          <mc:Choice Requires="wps">
-            <w:drawing>
-              <wp:anchor distT="4294967295" distB="4294967295" distL="114300" distR="114300" simplePos="0" relativeHeight="251659264" behindDoc="0" locked="0" layoutInCell="1" allowOverlap="1" wp14:anchorId="24A924D7" wp14:editId="07F710E5">
-                <wp:simplePos x="0" y="0"/>
-                <wp:positionH relativeFrom="column">
-                  <wp:posOffset>-47625</wp:posOffset>
-                </wp:positionH>
-                <wp:positionV relativeFrom="paragraph">
-                  <wp:posOffset>36194</wp:posOffset>
-                </wp:positionV>
-                <wp:extent cx="5810250" cy="0"/>
-                <wp:effectExtent l="0" t="12700" r="6350" b="0"/>
-                <wp:wrapNone/>
-                <wp:docPr id="1300797169" name="Straight Connector 1"/>
-                <wp:cNvGraphicFramePr>
-                  <a:graphicFrameLocks xmlns:a="http://schemas.openxmlformats.org/drawingml/2006/main"/>
-                </wp:cNvGraphicFramePr>
-                <a:graphic xmlns:a="http://schemas.openxmlformats.org/drawingml/2006/main">
-                  <a:graphicData uri="http://schemas.microsoft.com/office/word/2010/wordprocessingShape">
-                    <wps:wsp>
-                      <wps:cNvCnPr>
-                        <a:cxnSpLocks/>
-                      </wps:cNvCnPr>
-                      <wps:spPr bwMode="auto">
-                        <a:xfrm>
-                          <a:off x="0" y="0"/>
-                          <a:ext cx="5810250" cy="0"/>
-                        </a:xfrm>
-                        <a:prstGeom prst="line">
-                          <a:avLst/>
-                        </a:prstGeom>
-                        <a:noFill/>
-                        <a:ln w="19050">
-                          <a:solidFill>
-                            <a:srgbClr val="000000"/>
-                          </a:solidFill>
-                          <a:round/>
-                          <a:headEnd/>
-                          <a:tailEnd/>
-                        </a:ln>
-                      </wps:spPr>
-                      <wps:bodyPr/>
-                    </wps:wsp>
-                  </a:graphicData>
-                </a:graphic>
-                <wp14:sizeRelH relativeFrom="page">
-                  <wp14:pctWidth>0</wp14:pctWidth>
-                </wp14:sizeRelH>
-                <wp14:sizeRelV relativeFrom="page">
-                  <wp14:pctHeight>0</wp14:pctHeight>
-                </wp14:sizeRelV>
-              </wp:anchor>
-            </w:drawing>
-          </mc:Choice>
-          <mc:Fallback>
-            <w:pict>
-              <v:line w14:anchorId="3FED112F" id="Straight Connector 1" o:spid="_x0000_s1026" style="position:absolute;z-index:251659264;visibility:visible;mso-wrap-style:square;mso-width-percent:0;mso-height-percent:0;mso-wrap-distance-left:9pt;mso-wrap-distance-top:.lmm;mso-wrap-distance-right:9pt;mso-wrap-distance-bottom:.lmm;mso-position-horizontal:absolute;mso-position-horizontal-relative:text;mso-position-vertical:absolute;mso-position-vertical-relative:text;mso-width-percent:0;mso-height-percent:0;mso-width-relative:page;mso-height-relative:page" from="-3.75pt,2.85pt" to="453.75pt,2.85pt" o:gfxdata="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" strokeweight="1.5pt">
-                <o:lock v:ext="edit" shapetype="f"/>
-              </v:line>
-            </w:pict>
-          </mc:Fallback>
-        </mc:AlternateContent>
-      </w:r>
     </w:p>
     <w:p>
       <w:pPr>
@@ -1838,29 +1770,6 @@
         <w:t xml:space="preserve"> Circle-{{CNO}}, {{Corporation}}</w:t>
       </w:r>
     </w:p>
-    <w:p>
-      <w:pPr>
-        <w:pStyle w:val="NoSpacing"/>
-        <w:jc w:val="both"/>
-        <w:rPr>
-          <w:rFonts w:ascii="Times New Roman" w:hAnsi="Times New Roman"/>
-          <w:b/>
-          <w:sz w:val="20"/>
-          <w:szCs w:val="20"/>
-          <w:lang w:val="en-US"/>
-        </w:rPr>
-      </w:pPr>
-    </w:p>
-    <w:p>
-      <w:pPr>
-        <w:rPr>
-          <w:sz w:val="22"/>
-          <w:szCs w:val="22"/>
-        </w:rPr>
-      </w:pPr>
-    </w:p>
-    <w:p/>
-    <w:p/>
     <w:sectPr>
       <w:pgSz w:w="12240" w:h="15840"/>
       <w:pgMar w:top="568" w:right="1440" w:bottom="1440" w:left="1440" w:header="708" w:footer="708" w:gutter="0"/>

--- a/resources/intimation-template-2.docx
+++ b/resources/intimation-template-2.docx
@@ -500,6 +500,74 @@
           <w:lang w:val="en-US"/>
         </w:rPr>
       </w:pPr>
+      <w:r>
+        <w:rPr>
+          <w:noProof/>
+        </w:rPr>
+        <mc:AlternateContent>
+          <mc:Choice Requires="wps">
+            <w:drawing>
+              <wp:anchor distT="4294967295" distB="4294967295" distL="114300" distR="114300" simplePos="0" relativeHeight="251659264" behindDoc="0" locked="0" layoutInCell="1" allowOverlap="1" wp14:anchorId="24A924D7" wp14:editId="07F710E5">
+                <wp:simplePos x="0" y="0"/>
+                <wp:positionH relativeFrom="column">
+                  <wp:posOffset>-47625</wp:posOffset>
+                </wp:positionH>
+                <wp:positionV relativeFrom="paragraph">
+                  <wp:posOffset>36194</wp:posOffset>
+                </wp:positionV>
+                <wp:extent cx="5810250" cy="0"/>
+                <wp:effectExtent l="0" t="12700" r="6350" b="0"/>
+                <wp:wrapNone/>
+                <wp:docPr id="1300797169" name="Straight Connector 1"/>
+                <wp:cNvGraphicFramePr>
+                  <a:graphicFrameLocks xmlns:a="http://schemas.openxmlformats.org/drawingml/2006/main"/>
+                </wp:cNvGraphicFramePr>
+                <a:graphic xmlns:a="http://schemas.openxmlformats.org/drawingml/2006/main">
+                  <a:graphicData uri="http://schemas.microsoft.com/office/word/2010/wordprocessingShape">
+                    <wps:wsp>
+                      <wps:cNvCnPr>
+                        <a:cxnSpLocks/>
+                      </wps:cNvCnPr>
+                      <wps:spPr bwMode="auto">
+                        <a:xfrm>
+                          <a:off x="0" y="0"/>
+                          <a:ext cx="5810250" cy="0"/>
+                        </a:xfrm>
+                        <a:prstGeom prst="line">
+                          <a:avLst/>
+                        </a:prstGeom>
+                        <a:noFill/>
+                        <a:ln w="19050">
+                          <a:solidFill>
+                            <a:srgbClr val="000000"/>
+                          </a:solidFill>
+                          <a:round/>
+                          <a:headEnd/>
+                          <a:tailEnd/>
+                        </a:ln>
+                      </wps:spPr>
+                      <wps:bodyPr/>
+                    </wps:wsp>
+                  </a:graphicData>
+                </a:graphic>
+                <wp14:sizeRelH relativeFrom="page">
+                  <wp14:pctWidth>0</wp14:pctWidth>
+                </wp14:sizeRelH>
+                <wp14:sizeRelV relativeFrom="page">
+                  <wp14:pctHeight>0</wp14:pctHeight>
+                </wp14:sizeRelV>
+              </wp:anchor>
+            </w:drawing>
+          </mc:Choice>
+          <mc:Fallback>
+            <w:pict>
+              <v:line w14:anchorId="3FED112F" id="Straight Connector 1" o:spid="_x0000_s1026" style="position:absolute;z-index:251659264;visibility:visible;mso-wrap-style:square;mso-width-percent:0;mso-height-percent:0;mso-wrap-distance-left:9pt;mso-wrap-distance-top:.lmm;mso-wrap-distance-right:9pt;mso-wrap-distance-bottom:.lmm;mso-position-horizontal:absolute;mso-position-horizontal-relative:text;mso-position-vertical:absolute;mso-position-vertical-relative:text;mso-width-percent:0;mso-height-percent:0;mso-width-relative:page;mso-height-relative:page" from="-3.75pt,2.85pt" to="453.75pt,2.85pt" o:gfxdata="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" strokeweight="1.5pt">
+                <o:lock v:ext="edit" shapetype="f"/>
+              </v:line>
+            </w:pict>
+          </mc:Fallback>
+        </mc:AlternateContent>
+      </w:r>
     </w:p>
     <w:p>
       <w:pPr>
@@ -1770,6 +1838,29 @@
         <w:t xml:space="preserve"> Circle-{{CNO}}, {{Corporation}}</w:t>
       </w:r>
     </w:p>
+    <w:p>
+      <w:pPr>
+        <w:pStyle w:val="NoSpacing"/>
+        <w:jc w:val="both"/>
+        <w:rPr>
+          <w:rFonts w:ascii="Times New Roman" w:hAnsi="Times New Roman"/>
+          <w:b/>
+          <w:sz w:val="20"/>
+          <w:szCs w:val="20"/>
+          <w:lang w:val="en-US"/>
+        </w:rPr>
+      </w:pPr>
+    </w:p>
+    <w:p>
+      <w:pPr>
+        <w:rPr>
+          <w:sz w:val="22"/>
+          <w:szCs w:val="22"/>
+        </w:rPr>
+      </w:pPr>
+    </w:p>
+    <w:p/>
+    <w:p/>
     <w:sectPr>
       <w:pgSz w:w="12240" w:h="15840"/>
       <w:pgMar w:top="568" w:right="1440" w:bottom="1440" w:left="1440" w:header="708" w:footer="708" w:gutter="0"/>

--- a/resources/intimation-template-2.docx
+++ b/resources/intimation-template-2.docx
@@ -113,12 +113,12 @@
             </w:r>
             <w:r>
               <w:rPr>
-                <w:rFonts w:ascii="Noto Sans Telugu" w:hAnsi="Noto Sans Telugu" w:cs="Noto Sans Telugu"/>
+                <w:rFonts w:cs="Gautami"/>
                 <w:color w:val="009EC6"/>
                 <w:sz w:val="48"/>
                 <w:szCs w:val="44"/>
               </w:rPr>
-              <w:t xml:space="preserve">సైబరాబాద్ మున్సిపల్ కార్పొరేషన్</w:t>
+              <w:t>సైబరాబాద్ మున్సిపల్ కార్పొరేషన్</w:t>
             </w:r>
           </w:p>
         </w:tc>
@@ -243,7 +243,7 @@
           <w:iCs/>
           <w:lang w:val="en-US"/>
         </w:rPr>
-        <w:t>{{Circle}}</w:t>
+        <w:t xml:space="preserve">{{Circle}} Circle-{{CNO}}</w:t>
       </w:r>
       <w:proofErr w:type="spellEnd"/>
       <w:r>
@@ -254,17 +254,7 @@
           <w:iCs/>
           <w:lang w:val="en-US"/>
         </w:rPr>
-        <w:t xml:space="preserve"> Circle-</w:t>
-      </w:r>
-      <w:r>
-        <w:rPr>
-          <w:rFonts w:ascii="Times New Roman" w:hAnsi="Times New Roman"/>
-          <w:b/>
-          <w:i/>
-          <w:iCs/>
-          <w:lang w:val="en-US"/>
-        </w:rPr>
-        <w:t>{{CNO}}</w:t>
+        <w:t xml:space="preserve"/>
       </w:r>
     </w:p>
     <w:p>
@@ -396,7 +386,7 @@
         <w:tblBorders>
           <w:top w:val="nil"/>
           <w:left w:val="nil"/>
-          <w:bottom w:val="single" w:sz="12" w:space="0" w:color="auto"/>
+          <w:bottom w:val="nil"/>
           <w:right w:val="nil"/>
           <w:insideH w:val="nil"/>
           <w:insideV w:val="nil"/>
@@ -451,7 +441,7 @@
                 <w:b/>
                 <w:bCs/>
               </w:rPr>
-              <w:t>{{Circle}}</w:t>
+              <w:t xml:space="preserve">{{Circle}}/CIR-{{CNO}}/{{ZoneAbbr}}/{{Corporation}}/{{Financial year}}</w:t>
             </w:r>
             <w:proofErr w:type="spellEnd"/>
             <w:r>
@@ -460,7 +450,7 @@
                 <w:b/>
                 <w:bCs/>
               </w:rPr>
-              <w:t>/CIR-{{CNO}}/{{ZoneAbbr}}/{{Corporation}}/{{Financial year}}</w:t>
+              <w:t xml:space="preserve"/>
             </w:r>
           </w:p>
         </w:tc>
@@ -484,7 +474,7 @@
                 <w:sz w:val="20"/>
                 <w:lang w:val="en-US"/>
               </w:rPr>
-              <w:t>Date:{{Pricebidopen}}</w:t>
+              <w:t xml:space="preserve">Date:{{Pricebidopen}}</w:t>
             </w:r>
           </w:p>
         </w:tc>
@@ -493,81 +483,7 @@
     <w:p>
       <w:pPr>
         <w:pStyle w:val="NoSpacing"/>
-        <w:jc w:val="both"/>
-        <w:rPr>
-          <w:rFonts w:ascii="Times New Roman" w:hAnsi="Times New Roman"/>
-          <w:sz w:val="20"/>
-          <w:lang w:val="en-US"/>
-        </w:rPr>
-      </w:pPr>
-      <w:r>
-        <w:rPr>
-          <w:noProof/>
-        </w:rPr>
-        <mc:AlternateContent>
-          <mc:Choice Requires="wps">
-            <w:drawing>
-              <wp:anchor distT="4294967295" distB="4294967295" distL="114300" distR="114300" simplePos="0" relativeHeight="251659264" behindDoc="0" locked="0" layoutInCell="1" allowOverlap="1" wp14:anchorId="24A924D7" wp14:editId="07F710E5">
-                <wp:simplePos x="0" y="0"/>
-                <wp:positionH relativeFrom="column">
-                  <wp:posOffset>-47625</wp:posOffset>
-                </wp:positionH>
-                <wp:positionV relativeFrom="paragraph">
-                  <wp:posOffset>36194</wp:posOffset>
-                </wp:positionV>
-                <wp:extent cx="5810250" cy="0"/>
-                <wp:effectExtent l="0" t="12700" r="6350" b="0"/>
-                <wp:wrapNone/>
-                <wp:docPr id="1300797169" name="Straight Connector 1"/>
-                <wp:cNvGraphicFramePr>
-                  <a:graphicFrameLocks xmlns:a="http://schemas.openxmlformats.org/drawingml/2006/main"/>
-                </wp:cNvGraphicFramePr>
-                <a:graphic xmlns:a="http://schemas.openxmlformats.org/drawingml/2006/main">
-                  <a:graphicData uri="http://schemas.microsoft.com/office/word/2010/wordprocessingShape">
-                    <wps:wsp>
-                      <wps:cNvCnPr>
-                        <a:cxnSpLocks/>
-                      </wps:cNvCnPr>
-                      <wps:spPr bwMode="auto">
-                        <a:xfrm>
-                          <a:off x="0" y="0"/>
-                          <a:ext cx="5810250" cy="0"/>
-                        </a:xfrm>
-                        <a:prstGeom prst="line">
-                          <a:avLst/>
-                        </a:prstGeom>
-                        <a:noFill/>
-                        <a:ln w="19050">
-                          <a:solidFill>
-                            <a:srgbClr val="000000"/>
-                          </a:solidFill>
-                          <a:round/>
-                          <a:headEnd/>
-                          <a:tailEnd/>
-                        </a:ln>
-                      </wps:spPr>
-                      <wps:bodyPr/>
-                    </wps:wsp>
-                  </a:graphicData>
-                </a:graphic>
-                <wp14:sizeRelH relativeFrom="page">
-                  <wp14:pctWidth>0</wp14:pctWidth>
-                </wp14:sizeRelH>
-                <wp14:sizeRelV relativeFrom="page">
-                  <wp14:pctHeight>0</wp14:pctHeight>
-                </wp14:sizeRelV>
-              </wp:anchor>
-            </w:drawing>
-          </mc:Choice>
-          <mc:Fallback>
-            <w:pict>
-              <v:line w14:anchorId="3FED112F" id="Straight Connector 1" o:spid="_x0000_s1026" style="position:absolute;z-index:251659264;visibility:visible;mso-wrap-style:square;mso-width-percent:0;mso-height-percent:0;mso-wrap-distance-left:9pt;mso-wrap-distance-top:.lmm;mso-wrap-distance-right:9pt;mso-wrap-distance-bottom:.lmm;mso-position-horizontal:absolute;mso-position-horizontal-relative:text;mso-position-vertical:absolute;mso-position-vertical-relative:text;mso-width-percent:0;mso-height-percent:0;mso-width-relative:page;mso-height-relative:page" from="-3.75pt,2.85pt" to="453.75pt,2.85pt" o:gfxdata="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" strokeweight="1.5pt">
-                <o:lock v:ext="edit" shapetype="f"/>
-              </v:line>
-            </w:pict>
-          </mc:Fallback>
-        </mc:AlternateContent>
-      </w:r>
+      </w:pPr>
     </w:p>
     <w:p>
       <w:pPr>
@@ -642,7 +558,7 @@
           <w:szCs w:val="22"/>
           <w:lang w:val="en-US"/>
         </w:rPr>
-        <w:t>AHR CONSTRUCTIONS</w:t>
+        <w:t xml:space="preserve">{{Agency Name}}</w:t>
       </w:r>
     </w:p>
     <w:p>
@@ -663,7 +579,7 @@
           <w:szCs w:val="22"/>
           <w:lang w:val="en-US"/>
         </w:rPr>
-        <w:t>H.No</w:t>
+        <w:t xml:space="preserve">{{Address of the agency}}</w:t>
       </w:r>
       <w:proofErr w:type="spellEnd"/>
       <w:r>
@@ -673,7 +589,7 @@
           <w:szCs w:val="22"/>
           <w:lang w:val="en-US"/>
         </w:rPr>
-        <w:t>. 1-102/18,</w:t>
+        <w:t xml:space="preserve"/>
       </w:r>
       <w:r>
         <w:rPr>
@@ -683,27 +599,7 @@
           <w:lang w:val="en-US"/>
         </w:rPr>
         <w:br/>
-        <w:t>BHAVANI NAGAR,</w:t>
-      </w:r>
-      <w:r>
-        <w:rPr>
-          <w:rFonts w:ascii="Book Antiqua" w:hAnsi="Book Antiqua"/>
-          <w:sz w:val="20"/>
-          <w:szCs w:val="22"/>
-          <w:lang w:val="en-US"/>
-        </w:rPr>
-        <w:br/>
-        <w:t>NACHARAM, HYDERABAD</w:t>
-      </w:r>
-      <w:r>
-        <w:rPr>
-          <w:rFonts w:ascii="Book Antiqua" w:hAnsi="Book Antiqua"/>
-          <w:sz w:val="20"/>
-          <w:szCs w:val="22"/>
-          <w:lang w:val="en-US"/>
-        </w:rPr>
-        <w:br/>
-        <w:t>-500076, Telangana</w:t>
+        <w:t xml:space="preserve"/>
       </w:r>
     </w:p>
     <w:p>
@@ -722,7 +618,7 @@
           <w:szCs w:val="22"/>
           <w:lang w:val="en-US"/>
         </w:rPr>
-        <w:t xml:space="preserve">Phone No: </w:t>
+        <w:t xml:space="preserve">Phone No: {{agency phone number}}</w:t>
       </w:r>
     </w:p>
     <w:p>
@@ -786,87 +682,7 @@
                 <w:sz w:val="22"/>
                 <w:szCs w:val="20"/>
               </w:rPr>
-              <w:t xml:space="preserve"> -{{Corporation}} – </w:t>
-            </w:r>
-            <w:proofErr w:type="spellStart"/>
-            <w:r>
-              <w:rPr>
-                <w:sz w:val="22"/>
-                <w:szCs w:val="20"/>
-              </w:rPr>
-              <w:t>{{Zone}}</w:t>
-            </w:r>
-            <w:proofErr w:type="spellEnd"/>
-            <w:r>
-              <w:rPr>
-                <w:sz w:val="22"/>
-                <w:szCs w:val="20"/>
-              </w:rPr>
-              <w:t xml:space="preserve"> Zone – </w:t>
-            </w:r>
-            <w:proofErr w:type="spellStart"/>
-            <w:r>
-              <w:rPr>
-                <w:sz w:val="22"/>
-                <w:szCs w:val="20"/>
-              </w:rPr>
-              <w:t>{{Circle}}</w:t>
-            </w:r>
-            <w:proofErr w:type="spellEnd"/>
-            <w:r>
-              <w:rPr>
-                <w:sz w:val="22"/>
-                <w:szCs w:val="20"/>
-              </w:rPr>
-              <w:t xml:space="preserve"> – Circle-{{CNO}} –Works “{{Name of the work}}</w:t>
-            </w:r>
-            <w:proofErr w:type="spellStart"/>
-            <w:r>
-              <w:rPr>
-                <w:sz w:val="22"/>
-                <w:szCs w:val="20"/>
-              </w:rPr>
-              <w:t/>
-            </w:r>
-            <w:proofErr w:type="spellEnd"/>
-            <w:r>
-              <w:rPr>
-                <w:sz w:val="22"/>
-                <w:szCs w:val="20"/>
-              </w:rPr>
-              <w:t xml:space="preserve"/>
-            </w:r>
-            <w:proofErr w:type="spellStart"/>
-            <w:r>
-              <w:rPr>
-                <w:sz w:val="22"/>
-                <w:szCs w:val="20"/>
-              </w:rPr>
-              <w:t/>
-            </w:r>
-            <w:proofErr w:type="spellEnd"/>
-            <w:r>
-              <w:rPr>
-                <w:sz w:val="22"/>
-                <w:szCs w:val="20"/>
-              </w:rPr>
-              <w:t xml:space="preserve"/>
-            </w:r>
-            <w:proofErr w:type="spellStart"/>
-            <w:r>
-              <w:rPr>
-                <w:sz w:val="22"/>
-                <w:szCs w:val="20"/>
-              </w:rPr>
-              <w:t/>
-            </w:r>
-            <w:proofErr w:type="spellEnd"/>
-            <w:r>
-              <w:rPr>
-                <w:sz w:val="22"/>
-                <w:szCs w:val="20"/>
-              </w:rPr>
-              <w:t xml:space="preserve"/>
+              <w:t xml:space="preserve"> -{{Corporation}} – {{Zone}} Zone – {{Circle}} – Circle-{{CNO}} –Works “{{Name of the work}}</w:t>
             </w:r>
             <w:proofErr w:type="gramStart"/>
             <w:r>
@@ -943,7 +759,7 @@
           </w:tcPr>
           <w:p>
             <w:r>
-              <w:t>1).</w:t>
+              <w:t>1)</w:t>
             </w:r>
           </w:p>
         </w:tc>
@@ -962,15 +778,7 @@
             </w:r>
             <w:proofErr w:type="gramEnd"/>
             <w:r>
-              <w:t xml:space="preserve"> {{Nit No}}</w:t>
-            </w:r>
-            <w:proofErr w:type="spellStart"/>
-            <w:r>
-              <w:t/>
-            </w:r>
-            <w:proofErr w:type="spellEnd"/>
-            <w:r>
-              <w:t xml:space="preserve">, Tender Id: {{Tender Id}}</w:t>
+              <w:t xml:space="preserve"> {{Nit No}}, Tender Id: {{Tender Id}}</w:t>
             </w:r>
           </w:p>
         </w:tc>
@@ -1018,7 +826,7 @@
               <w:rPr>
                 <w:b/>
               </w:rPr>
-              <w:t>{{Price Bid opening date}}</w:t>
+              <w:t xml:space="preserve">{{Price Bid opening date}}</w:t>
             </w:r>
           </w:p>
         </w:tc>
@@ -1052,7 +860,7 @@
               <w:rPr>
                 <w:b/>
               </w:rPr>
-              <w:t>3).</w:t>
+              <w:t>3)</w:t>
             </w:r>
           </w:p>
         </w:tc>
@@ -1064,9 +872,15 @@
           <w:p>
             <w:r>
               <w:rPr>
+                <w:bCs/>
+              </w:rPr>
+              <w:t>Amount of Estimate:</w:t>
+            </w:r>
+            <w:r>
+              <w:rPr>
                 <w:b/>
               </w:rPr>
-              <w:t>Amount of Estimate: {{Estimate Amount}}</w:t>
+              <w:t xml:space="preserve"> {{Estimate Amount}}</w:t>
             </w:r>
           </w:p>
         </w:tc>
@@ -1169,7 +983,7 @@
           <w:sz w:val="22"/>
           <w:szCs w:val="22"/>
         </w:rPr>
-        <w:t>{{Tender Pencentage}}% less than the estimated value Rs {{ECV}}/-, with a contract value of ₹ {{Contract Amount}}</w:t>
+        <w:t xml:space="preserve">{{Tender Pencentage}}% less than the estimated value Rs {{ECV}}/-, with a contract value of ₹ {{Contract Amount}}</w:t>
       </w:r>
       <w:r>
         <w:rPr>
@@ -1359,33 +1173,7 @@
           <w:szCs w:val="20"/>
           <w:lang w:val="en-US"/>
         </w:rPr>
-        <w:t>{{EMD 1.5%}}</w:t>
-      </w:r>
-      <w:proofErr w:type="gramStart"/>
-      <w:r>
-        <w:rPr>
-          <w:rFonts w:ascii="Times New Roman" w:hAnsi="Times New Roman"/>
-          <w:b/>
-          <w:bCs/>
-          <w:color w:val="FF0000"/>
-          <w:sz w:val="20"/>
-          <w:szCs w:val="20"/>
-          <w:lang w:val="en-US"/>
-        </w:rPr>
-        <w:t/>
-      </w:r>
-      <w:proofErr w:type="gramEnd"/>
-      <w:r>
-        <w:rPr>
-          <w:rFonts w:ascii="Times New Roman" w:hAnsi="Times New Roman"/>
-          <w:b/>
-          <w:bCs/>
-          <w:color w:val="FF0000"/>
-          <w:sz w:val="20"/>
-          <w:szCs w:val="20"/>
-          <w:lang w:val="en-US"/>
-        </w:rPr>
-        <w:t xml:space="preserve"/>
+        <w:t xml:space="preserve">{{EMD 1.5%}}</w:t>
       </w:r>
       <w:r>
         <w:rPr>
@@ -1658,7 +1446,8 @@
     <w:p>
       <w:pPr>
         <w:pStyle w:val="NoSpacing"/>
-        <w:jc w:val="right"/>
+        <w:ind w:left="6480" w:firstLine="720"/>
+        <w:jc w:val="center"/>
         <w:rPr>
           <w:rFonts w:ascii="Times New Roman" w:hAnsi="Times New Roman"/>
           <w:b/>
@@ -1699,7 +1488,7 @@
           <w:szCs w:val="20"/>
           <w:lang w:val="en-US"/>
         </w:rPr>
-        <w:t>{{Circle}}</w:t>
+        <w:t xml:space="preserve">{{Circle}} Circle-{{CNO}}, {{Corporation}}</w:t>
       </w:r>
       <w:proofErr w:type="spellEnd"/>
       <w:r>
@@ -1710,7 +1499,7 @@
           <w:szCs w:val="20"/>
           <w:lang w:val="en-US"/>
         </w:rPr>
-        <w:t xml:space="preserve"> Circle-{{CNO}}, {{Corporation}}</w:t>
+        <w:t xml:space="preserve"/>
       </w:r>
     </w:p>
     <w:p>
@@ -1760,7 +1549,7 @@
           <w:szCs w:val="20"/>
           <w:lang w:val="en-US"/>
         </w:rPr>
-        <w:t>{{Circle}}</w:t>
+        <w:t xml:space="preserve">{{Circle}} Circle-{{CNO}}, {{Corporation}}</w:t>
       </w:r>
       <w:proofErr w:type="spellEnd"/>
       <w:r>
@@ -1770,7 +1559,7 @@
           <w:szCs w:val="20"/>
           <w:lang w:val="en-US"/>
         </w:rPr>
-        <w:t xml:space="preserve"> Circle-{{CNO}}, {{Corporation}}</w:t>
+        <w:t xml:space="preserve"/>
       </w:r>
       <w:r>
         <w:rPr>
@@ -1814,7 +1603,7 @@
           <w:szCs w:val="20"/>
           <w:lang w:val="en-US"/>
         </w:rPr>
-        <w:t xml:space="preserve">of  </w:t>
+        <w:t xml:space="preserve">of {{Circle}} Circle-{{CNO}}, {{Corporation}}</w:t>
       </w:r>
       <w:proofErr w:type="spellStart"/>
       <w:r>
@@ -1824,7 +1613,7 @@
           <w:szCs w:val="20"/>
           <w:lang w:val="en-US"/>
         </w:rPr>
-        <w:t>{{Circle}}</w:t>
+        <w:t xml:space="preserve"/>
       </w:r>
       <w:proofErr w:type="spellEnd"/>
       <w:proofErr w:type="gramEnd"/>
@@ -1835,7 +1624,7 @@
           <w:szCs w:val="20"/>
           <w:lang w:val="en-US"/>
         </w:rPr>
-        <w:t xml:space="preserve"> Circle-{{CNO}}, {{Corporation}}</w:t>
+        <w:t xml:space="preserve"/>
       </w:r>
     </w:p>
     <w:p>
@@ -1851,15 +1640,6 @@
         </w:rPr>
       </w:pPr>
     </w:p>
-    <w:p>
-      <w:pPr>
-        <w:rPr>
-          <w:sz w:val="22"/>
-          <w:szCs w:val="22"/>
-        </w:rPr>
-      </w:pPr>
-    </w:p>
-    <w:p/>
     <w:p/>
     <w:sectPr>
       <w:pgSz w:w="12240" w:h="15840"/>
